--- a/docs/reports/ОТЧЕТ_ДЕНЬ_4.docx
+++ b/docs/reports/ОТЧЕТ_ДЕНЬ_4.docx
@@ -327,6 +327,7 @@
       </w:pPr>
       <w:r>
         <w:rPr>
+          <w:noProof/>
           <w:sz w:val="28"/>
           <w:szCs w:val="28"/>
           <w:lang w:val="ru-RU"/>
@@ -678,6 +679,7 @@
       </w:pPr>
       <w:r>
         <w:rPr>
+          <w:noProof/>
           <w:sz w:val="28"/>
           <w:szCs w:val="28"/>
           <w:lang w:val="ru-RU"/>
@@ -830,6 +832,7 @@
       </w:pPr>
       <w:r>
         <w:rPr>
+          <w:noProof/>
           <w:sz w:val="28"/>
           <w:szCs w:val="28"/>
           <w:lang w:val="ru-RU"/>
@@ -880,26 +883,36 @@
           <w:szCs w:val="24"/>
           <w:lang w:val="ru-RU"/>
         </w:rPr>
-        <w:t xml:space="preserve">Рисунок </w:t>
-      </w:r>
-      <w:r>
-        <w:rPr>
-          <w:szCs w:val="24"/>
-          <w:lang w:val="ru-RU"/>
-        </w:rPr>
-        <w:t>3</w:t>
-      </w:r>
-      <w:r>
-        <w:rPr>
-          <w:szCs w:val="24"/>
-          <w:lang w:val="ru-RU"/>
-        </w:rPr>
-        <w:t xml:space="preserve"> – Сгенерированное WSDL-описание SOAP-сервиса в браузере</w:t>
+        <w:t>Рисунок 3 – Сгенерированное WSDL-описание SOAP-сервиса в браузере</w:t>
       </w:r>
     </w:p>
     <w:p>
       <w:pPr>
-        <w:spacing w:after="0"/>
+        <w:spacing w:after="0" w:line="240" w:lineRule="auto"/>
+        <w:ind w:firstLine="0"/>
+        <w:jc w:val="center"/>
+        <w:rPr>
+          <w:sz w:val="28"/>
+          <w:szCs w:val="28"/>
+          <w:lang w:val="ru-RU"/>
+        </w:rPr>
+      </w:pPr>
+    </w:p>
+    <w:p>
+      <w:pPr>
+        <w:spacing w:after="0" w:line="240" w:lineRule="auto"/>
+        <w:ind w:firstLine="0"/>
+        <w:jc w:val="center"/>
+        <w:rPr>
+          <w:sz w:val="28"/>
+          <w:szCs w:val="28"/>
+          <w:lang w:val="ru-RU"/>
+        </w:rPr>
+      </w:pPr>
+    </w:p>
+    <w:p>
+      <w:pPr>
+        <w:spacing w:after="0" w:line="240" w:lineRule="auto"/>
         <w:ind w:firstLine="0"/>
         <w:jc w:val="center"/>
         <w:rPr>
@@ -932,6 +945,7 @@
           <w:szCs w:val="28"/>
           <w:lang w:val="ru-RU"/>
         </w:rPr>
+        <w:lastRenderedPageBreak/>
         <w:t xml:space="preserve">Подготовил первую миграцию базы данных с использованием </w:t>
       </w:r>
       <w:proofErr w:type="spellStart"/>
@@ -941,9 +955,163 @@
           <w:szCs w:val="28"/>
           <w:lang w:val="ru-RU"/>
         </w:rPr>
-        <w:t>Flyway.</w:t>
+        <w:t>Flyway</w:t>
       </w:r>
       <w:proofErr w:type="spellEnd"/>
+      <w:r>
+        <w:rPr>
+          <w:sz w:val="28"/>
+          <w:szCs w:val="28"/>
+          <w:lang w:val="ru-RU"/>
+        </w:rPr>
+        <w:t>.</w:t>
+      </w:r>
+    </w:p>
+    <w:p>
+      <w:pPr>
+        <w:spacing w:after="0"/>
+        <w:ind w:firstLine="360"/>
+        <w:jc w:val="both"/>
+        <w:rPr>
+          <w:sz w:val="28"/>
+          <w:szCs w:val="28"/>
+        </w:rPr>
+      </w:pPr>
+      <w:r>
+        <w:rPr>
+          <w:sz w:val="28"/>
+          <w:szCs w:val="28"/>
+          <w:lang w:val="ru-RU"/>
+        </w:rPr>
+        <w:t>Файл</w:t>
+      </w:r>
+      <w:r>
+        <w:rPr>
+          <w:sz w:val="28"/>
+          <w:szCs w:val="28"/>
+        </w:rPr>
+        <w:t xml:space="preserve"> </w:t>
+      </w:r>
+      <w:r>
+        <w:rPr>
+          <w:sz w:val="28"/>
+          <w:szCs w:val="28"/>
+          <w:lang w:val="ru-RU"/>
+        </w:rPr>
+        <w:t>миграции</w:t>
+      </w:r>
+      <w:r>
+        <w:rPr>
+          <w:sz w:val="28"/>
+          <w:szCs w:val="28"/>
+        </w:rPr>
+        <w:t xml:space="preserve"> </w:t>
+      </w:r>
+      <w:r>
+        <w:rPr>
+          <w:sz w:val="28"/>
+          <w:szCs w:val="28"/>
+          <w:lang w:val="ru-RU"/>
+        </w:rPr>
+        <w:t>размещен</w:t>
+      </w:r>
+      <w:r>
+        <w:rPr>
+          <w:sz w:val="28"/>
+          <w:szCs w:val="28"/>
+        </w:rPr>
+        <w:t xml:space="preserve"> </w:t>
+      </w:r>
+      <w:r>
+        <w:rPr>
+          <w:sz w:val="28"/>
+          <w:szCs w:val="28"/>
+          <w:lang w:val="ru-RU"/>
+        </w:rPr>
+        <w:t>по</w:t>
+      </w:r>
+      <w:r>
+        <w:rPr>
+          <w:sz w:val="28"/>
+          <w:szCs w:val="28"/>
+        </w:rPr>
+        <w:t xml:space="preserve"> </w:t>
+      </w:r>
+      <w:r>
+        <w:rPr>
+          <w:sz w:val="28"/>
+          <w:szCs w:val="28"/>
+          <w:lang w:val="ru-RU"/>
+        </w:rPr>
+        <w:t>пути</w:t>
+      </w:r>
+      <w:r>
+        <w:rPr>
+          <w:sz w:val="28"/>
+          <w:szCs w:val="28"/>
+        </w:rPr>
+        <w:t>:</w:t>
+      </w:r>
+      <w:r>
+        <w:rPr>
+          <w:sz w:val="28"/>
+          <w:szCs w:val="28"/>
+        </w:rPr>
+        <w:t xml:space="preserve"> </w:t>
+      </w:r>
+      <w:r>
+        <w:rPr>
+          <w:sz w:val="28"/>
+          <w:szCs w:val="28"/>
+        </w:rPr>
+        <w:t>soap-messenger-server/</w:t>
+      </w:r>
+      <w:proofErr w:type="spellStart"/>
+      <w:r>
+        <w:rPr>
+          <w:sz w:val="28"/>
+          <w:szCs w:val="28"/>
+        </w:rPr>
+        <w:t>src</w:t>
+      </w:r>
+      <w:proofErr w:type="spellEnd"/>
+      <w:r>
+        <w:rPr>
+          <w:sz w:val="28"/>
+          <w:szCs w:val="28"/>
+        </w:rPr>
+        <w:t>/</w:t>
+      </w:r>
+      <w:r>
+        <w:rPr>
+          <w:sz w:val="28"/>
+          <w:szCs w:val="28"/>
+        </w:rPr>
+        <w:t xml:space="preserve"> </w:t>
+      </w:r>
+      <w:r>
+        <w:rPr>
+          <w:sz w:val="28"/>
+          <w:szCs w:val="28"/>
+        </w:rPr>
+        <w:t>main/resources/</w:t>
+      </w:r>
+      <w:proofErr w:type="spellStart"/>
+      <w:r>
+        <w:rPr>
+          <w:sz w:val="28"/>
+          <w:szCs w:val="28"/>
+        </w:rPr>
+        <w:t>db</w:t>
+      </w:r>
+      <w:proofErr w:type="spellEnd"/>
+      <w:r>
+        <w:rPr>
+          <w:sz w:val="28"/>
+          <w:szCs w:val="28"/>
+        </w:rPr>
+        <w:t>/migration/V1__create_initial_schema.sql.</w:t>
+      </w:r>
     </w:p>
     <w:p>
       <w:pPr>
@@ -962,178 +1130,30 @@
           <w:szCs w:val="28"/>
           <w:lang w:val="ru-RU"/>
         </w:rPr>
-        <w:lastRenderedPageBreak/>
-        <w:t>Файл</w:t>
-      </w:r>
-      <w:r>
-        <w:rPr>
-          <w:sz w:val="28"/>
-          <w:szCs w:val="28"/>
-        </w:rPr>
-        <w:t xml:space="preserve"> </w:t>
-      </w:r>
-      <w:r>
-        <w:rPr>
-          <w:sz w:val="28"/>
-          <w:szCs w:val="28"/>
-          <w:lang w:val="ru-RU"/>
-        </w:rPr>
-        <w:t>миграции</w:t>
-      </w:r>
-      <w:r>
-        <w:rPr>
-          <w:sz w:val="28"/>
-          <w:szCs w:val="28"/>
-        </w:rPr>
-        <w:t xml:space="preserve"> </w:t>
-      </w:r>
-      <w:r>
-        <w:rPr>
-          <w:sz w:val="28"/>
-          <w:szCs w:val="28"/>
-          <w:lang w:val="ru-RU"/>
-        </w:rPr>
-        <w:t>размещен</w:t>
-      </w:r>
-      <w:r>
-        <w:rPr>
-          <w:sz w:val="28"/>
-          <w:szCs w:val="28"/>
-        </w:rPr>
-        <w:t xml:space="preserve"> </w:t>
-      </w:r>
-      <w:r>
-        <w:rPr>
-          <w:sz w:val="28"/>
-          <w:szCs w:val="28"/>
-          <w:lang w:val="ru-RU"/>
-        </w:rPr>
-        <w:t>по</w:t>
-      </w:r>
-      <w:r>
-        <w:rPr>
-          <w:sz w:val="28"/>
-          <w:szCs w:val="28"/>
-        </w:rPr>
-        <w:t xml:space="preserve"> </w:t>
-      </w:r>
-      <w:r>
-        <w:rPr>
-          <w:sz w:val="28"/>
-          <w:szCs w:val="28"/>
-          <w:lang w:val="ru-RU"/>
-        </w:rPr>
-        <w:t>пути</w:t>
-      </w:r>
-      <w:r>
-        <w:rPr>
-          <w:sz w:val="28"/>
-          <w:szCs w:val="28"/>
-        </w:rPr>
-        <w:t>:</w:t>
-      </w:r>
-      <w:r>
-        <w:rPr>
-          <w:sz w:val="28"/>
-          <w:szCs w:val="28"/>
-        </w:rPr>
-        <w:t xml:space="preserve"> </w:t>
-      </w:r>
-      <w:r>
-        <w:rPr>
-          <w:sz w:val="28"/>
-          <w:szCs w:val="28"/>
-        </w:rPr>
-        <w:t>soap-messenger-server/</w:t>
+        <w:t xml:space="preserve">Проверял через </w:t>
       </w:r>
       <w:proofErr w:type="spellStart"/>
       <w:r>
         <w:rPr>
           <w:sz w:val="28"/>
           <w:szCs w:val="28"/>
-        </w:rPr>
-        <w:t>src</w:t>
+          <w:lang w:val="ru-RU"/>
+        </w:rPr>
+        <w:t>DBeaver</w:t>
       </w:r>
       <w:proofErr w:type="spellEnd"/>
       <w:r>
         <w:rPr>
           <w:sz w:val="28"/>
           <w:szCs w:val="28"/>
-        </w:rPr>
-        <w:t>/</w:t>
-      </w:r>
-      <w:r>
-        <w:rPr>
-          <w:sz w:val="28"/>
-          <w:szCs w:val="28"/>
-        </w:rPr>
-        <w:t xml:space="preserve"> </w:t>
-      </w:r>
-      <w:r>
-        <w:rPr>
-          <w:sz w:val="28"/>
-          <w:szCs w:val="28"/>
-        </w:rPr>
-        <w:t>main/resources/</w:t>
-      </w:r>
-      <w:proofErr w:type="spellStart"/>
-      <w:r>
-        <w:rPr>
-          <w:sz w:val="28"/>
-          <w:szCs w:val="28"/>
-        </w:rPr>
-        <w:t>db</w:t>
-      </w:r>
-      <w:proofErr w:type="spellEnd"/>
-      <w:r>
-        <w:rPr>
-          <w:sz w:val="28"/>
-          <w:szCs w:val="28"/>
-        </w:rPr>
-        <w:t>/migration/V1__create_initial_schema.sql.</w:t>
+          <w:lang w:val="ru-RU"/>
+        </w:rPr>
+        <w:t xml:space="preserve">. </w:t>
       </w:r>
     </w:p>
     <w:p>
       <w:pPr>
-        <w:spacing w:after="0"/>
-        <w:ind w:firstLine="0"/>
-        <w:jc w:val="both"/>
-        <w:rPr>
-          <w:sz w:val="28"/>
-          <w:szCs w:val="28"/>
-          <w:lang w:val="ru-RU"/>
-        </w:rPr>
-      </w:pPr>
-      <w:r>
-        <w:rPr>
-          <w:sz w:val="28"/>
-          <w:szCs w:val="28"/>
-          <w:lang w:val="ru-RU"/>
-        </w:rPr>
-        <w:t xml:space="preserve">Проверял через </w:t>
-      </w:r>
-      <w:proofErr w:type="spellStart"/>
-      <w:r>
-        <w:rPr>
-          <w:sz w:val="28"/>
-          <w:szCs w:val="28"/>
-          <w:lang w:val="ru-RU"/>
-        </w:rPr>
-        <w:t>DBeaver</w:t>
-      </w:r>
-      <w:proofErr w:type="spellEnd"/>
-      <w:r>
-        <w:rPr>
-          <w:sz w:val="28"/>
-          <w:szCs w:val="28"/>
-          <w:lang w:val="ru-RU"/>
-        </w:rPr>
-        <w:t xml:space="preserve">. </w:t>
-      </w:r>
-    </w:p>
-    <w:p>
-      <w:pPr>
-        <w:spacing w:after="0"/>
+        <w:spacing w:after="0" w:line="240" w:lineRule="auto"/>
         <w:ind w:firstLine="0"/>
         <w:jc w:val="center"/>
         <w:rPr>
@@ -1143,13 +1163,14 @@
       </w:pPr>
       <w:r>
         <w:rPr>
+          <w:noProof/>
           <w:szCs w:val="24"/>
           <w:lang w:val="ru-RU"/>
         </w:rPr>
         <w:drawing>
-          <wp:inline distT="0" distB="0" distL="0" distR="0" wp14:anchorId="0C883E35" wp14:editId="1127D015">
-            <wp:extent cx="5940425" cy="2392045"/>
-            <wp:effectExtent l="0" t="0" r="3175" b="8255"/>
+          <wp:inline distT="0" distB="0" distL="0" distR="0" wp14:anchorId="0C883E35" wp14:editId="5F8D7911">
+            <wp:extent cx="5410200" cy="2178538"/>
+            <wp:effectExtent l="0" t="0" r="0" b="0"/>
             <wp:docPr id="1707014650" name="Рисунок 1"/>
             <wp:cNvGraphicFramePr>
               <a:graphicFrameLocks xmlns:a="http://schemas.openxmlformats.org/drawingml/2006/main" noChangeAspect="1"/>
@@ -1170,7 +1191,7 @@
                   <pic:spPr>
                     <a:xfrm>
                       <a:off x="0" y="0"/>
-                      <a:ext cx="5940425" cy="2392045"/>
+                      <a:ext cx="5417744" cy="2181576"/>
                     </a:xfrm>
                     <a:prstGeom prst="rect">
                       <a:avLst/>
@@ -1211,17 +1232,8 @@
           <w:szCs w:val="24"/>
           <w:lang w:val="ru-RU"/>
         </w:rPr>
-        <w:t xml:space="preserve"> – Структура базы данных SOAP Messenger после применения миграции </w:t>
-      </w:r>
-      <w:proofErr w:type="spellStart"/>
-      <w:r>
-        <w:rPr>
-          <w:szCs w:val="24"/>
-          <w:lang w:val="ru-RU"/>
-        </w:rPr>
-        <w:t>Flyway</w:t>
-      </w:r>
-      <w:proofErr w:type="spellEnd"/>
+        <w:t xml:space="preserve"> – Структура базы данных SOAP Messenger</w:t>
+      </w:r>
     </w:p>
     <w:p>
       <w:pPr>
@@ -1349,6 +1361,7 @@
       </w:pPr>
       <w:r>
         <w:rPr>
+          <w:noProof/>
           <w:szCs w:val="24"/>
           <w:lang w:val="ru-RU"/>
         </w:rPr>
@@ -1673,7 +1686,7 @@
           <w:szCs w:val="28"/>
           <w:lang w:val="ru-RU"/>
         </w:rPr>
-        <w:t>ов</w:t>
+        <w:t>ы</w:t>
       </w:r>
       <w:r>
         <w:rPr>
@@ -3569,6 +3582,7 @@
   <w:style w:type="character" w:default="1" w:styleId="a0">
     <w:name w:val="Default Paragraph Font"/>
     <w:uiPriority w:val="1"/>
+    <w:semiHidden/>
     <w:unhideWhenUsed/>
   </w:style>
   <w:style w:type="table" w:default="1" w:styleId="a1">
